--- a/personal/cv/cv-telecom-netdevops.docx
+++ b/personal/cv/cv-telecom-netdevops.docx
@@ -292,7 +292,7 @@
           <w:sz w:val="21"/>
           <w:szCs w:val="21"/>
         </w:rPr>
-        <w:t xml:space="preserve">Diploma de Especialista con Distinción — Ingeniero ferroviario</w:t>
+        <w:t xml:space="preserve">Diploma de Especialista con Honores — Ingeniero ferroviario</w:t>
       </w:r>
       <w:r>
         <w:rPr>

--- a/personal/cv/cv-telecom-netdevops.docx
+++ b/personal/cv/cv-telecom-netdevops.docx
@@ -75,8 +75,8 @@
           <w:b/>
           <w:bCs/>
           <w:color w:val="1F3864"/>
-          <w:sz w:val="22"/>
-          <w:szCs w:val="22"/>
+          <w:sz w:val="25"/>
+          <w:szCs w:val="25"/>
         </w:rPr>
         <w:t xml:space="preserve">PERFIL PROFESIONAL</w:t>
       </w:r>
@@ -160,8 +160,8 @@
           <w:b/>
           <w:bCs/>
           <w:color w:val="1F3864"/>
-          <w:sz w:val="22"/>
-          <w:szCs w:val="22"/>
+          <w:sz w:val="25"/>
+          <w:szCs w:val="25"/>
         </w:rPr>
         <w:t xml:space="preserve">IDIOMAS</w:t>
       </w:r>
@@ -230,8 +230,8 @@
           <w:b/>
           <w:bCs/>
           <w:color w:val="1F3864"/>
-          <w:sz w:val="22"/>
-          <w:szCs w:val="22"/>
+          <w:sz w:val="25"/>
+          <w:szCs w:val="25"/>
         </w:rPr>
         <w:t xml:space="preserve">FORMACIÓN ACADÉMICA</w:t>
       </w:r>
@@ -417,8 +417,8 @@
           <w:b/>
           <w:bCs/>
           <w:color w:val="1F3864"/>
-          <w:sz w:val="22"/>
-          <w:szCs w:val="22"/>
+          <w:sz w:val="25"/>
+          <w:szCs w:val="25"/>
         </w:rPr>
         <w:t xml:space="preserve">EXPERIENCIA PROFESIONAL</w:t>
       </w:r>
@@ -575,8 +575,8 @@
           <w:b/>
           <w:bCs/>
           <w:color w:val="1F3864"/>
-          <w:sz w:val="22"/>
-          <w:szCs w:val="22"/>
+          <w:sz w:val="25"/>
+          <w:szCs w:val="25"/>
         </w:rPr>
         <w:t xml:space="preserve">COMPETENCIAS TÉCNICAS</w:t>
       </w:r>
@@ -662,8 +662,8 @@
           <w:b/>
           <w:bCs/>
           <w:color w:val="1F3864"/>
-          <w:sz w:val="22"/>
-          <w:szCs w:val="22"/>
+          <w:sz w:val="25"/>
+          <w:szCs w:val="25"/>
         </w:rPr>
         <w:t xml:space="preserve">PREMIOS Y RECONOCIMIENTOS</w:t>
       </w:r>
@@ -923,7 +923,13 @@
 <file path=word/styles.xml><?xml version="1.0" encoding="utf-8"?>
 <w:styles xmlns:mc="http://schemas.openxmlformats.org/markup-compatibility/2006" xmlns:r="http://schemas.openxmlformats.org/officeDocument/2006/relationships" xmlns:w="http://schemas.openxmlformats.org/wordprocessingml/2006/main" xmlns:w14="http://schemas.microsoft.com/office/word/2010/wordml" xmlns:w15="http://schemas.microsoft.com/office/word/2012/wordml" mc:Ignorable="w14 w15">
   <w:docDefaults>
-    <w:rPrDefault/>
+    <w:rPrDefault>
+      <w:rPr>
+        <w:rFonts w:ascii="Calibri" w:hAnsi="Calibri" w:eastAsia="Calibri" w:cs="Calibri"/>
+        <w:sz w:val="20"/>
+        <w:szCs w:val="20"/>
+      </w:rPr>
+    </w:rPrDefault>
     <w:pPrDefault/>
   </w:docDefaults>
   <w:style w:type="paragraph" w:styleId="Title">

--- a/personal/cv/cv-telecom-netdevops.docx
+++ b/personal/cv/cv-telecom-netdevops.docx
@@ -90,7 +90,7 @@
           <w:sz w:val="20"/>
           <w:szCs w:val="20"/>
         </w:rPr>
-        <w:t xml:space="preserve">Ingeniero de telecomunicaciones (RUT MIIT, diploma con distinción, especialización en sistemas y redes de telecomunicaciones del transporte ferroviario) con experiencia real manteniendo redes de transmisión, fibra óptica y arquitecturas DWDM/IP-MPLS-TP, más un diploma oficial en análisis predictivo y Python aplicado al mantenimiento de infraestructura. Busco roles que combinen ingeniería de redes con automatización (NetDevOps). Trilingüe real: español nativo, ruso C1, inglés C2. Admitido al Máster Universitario en Sistemas Inteligentes (Universidad de Salamanca, España), con inicio el 28 de septiembre de 2026.</w:t>
+        <w:t xml:space="preserve">Ingeniero de telecomunicaciones (RUT MIIT, diploma con honores, especialización en sistemas y redes de telecomunicaciones del transporte ferroviario) con experiencia real manteniendo redes de transmisión, fibra óptica y arquitecturas DWDM/IP-MPLS-TP, más un diploma oficial en análisis predictivo y Python aplicado al mantenimiento de infraestructura. Busco roles que combinen ingeniería de redes con automatización (NetDevOps). Trilingüe real: español nativo, ruso C1, inglés C2. Admitido al Máster Universitario en Sistemas Inteligentes (Universidad de Salamanca, España), con inicio el 28 de septiembre de 2026.</w:t>
       </w:r>
     </w:p>
     <w:p>
@@ -117,7 +117,7 @@
           <w:sz w:val="18"/>
           <w:szCs w:val="18"/>
         </w:rPr>
-        <w:t xml:space="preserve">Telecommunications engineer (RUT MIIT, diploma with distinction, specialization in railway transport telecommunications systems and networks) with hands-on experience maintaining transmission networks, fiber optics, and DWDM/IP-MPLS-TP architectures, plus an official diploma in predictive analytics and Python applied to infrastructure maintenance. Looking for roles combining network engineering with automation (NetDevOps). Genuinely trilingual: native Spanish, C1 Russian, C2 English. Admitted to the Master's in Intelligent Systems (University of Salamanca, Spain), starting September 28, 2026.</w:t>
+        <w:t xml:space="preserve">Telecommunications engineer (RUT MIIT, diploma with honors, specialization in railway transport telecommunications systems and networks) with hands-on experience maintaining transmission networks, fiber optics, and DWDM/IP-MPLS-TP architectures, plus an official diploma in predictive analytics and Python applied to infrastructure maintenance. Looking for roles combining network engineering with automation (NetDevOps). Genuinely trilingual: native Spanish, C1 Russian, C2 English. Admitted to the Master's in Intelligent Systems (University of Salamanca, Spain), starting September 28, 2026.</w:t>
       </w:r>
     </w:p>
     <w:p>

--- a/personal/cv/cv-telecom-netdevops.docx
+++ b/personal/cv/cv-telecom-netdevops.docx
@@ -334,7 +334,7 @@
           <w:sz w:val="21"/>
           <w:szCs w:val="21"/>
         </w:rPr>
-        <w:t xml:space="preserve">Diploma de Reciclaje Profesional — Análisis Predictivo Aplicado a Problemas del Transporte</w:t>
+        <w:t xml:space="preserve">Diploma de Recualificación Profesional — Análisis Predictivo Aplicado a Problemas del Transporte</w:t>
       </w:r>
       <w:r>
         <w:rPr>
